--- a/docs/downloads/john-nelson-darby/تم/doc_0311.docx
+++ b/docs/downloads/john-nelson-darby/تم/doc_0311.docx
@@ -1,407 +1,858 @@
 
 <file path=word/document.xml><?xml version="1.0" encoding="utf-8"?>
-<w:document xmlns:wpc="http://schemas.microsoft.com/office/word/2010/wordprocessingCanvas" xmlns:cx="http://schemas.microsoft.com/office/drawing/2014/chartex" xmlns:cx1="http://schemas.microsoft.com/office/drawing/2015/9/8/chartex" xmlns:cx2="http://schemas.microsoft.com/office/drawing/2015/10/21/chartex" xmlns:cx3="http://schemas.microsoft.com/office/drawing/2016/5/9/chartex" xmlns:cx4="http://schemas.microsoft.com/office/drawing/2016/5/10/chartex" xmlns:cx5="http://schemas.microsoft.com/office/drawing/2016/5/11/chartex" xmlns:cx6="http://schemas.microsoft.com/office/drawing/2016/5/12/chartex" xmlns:cx7="http://schemas.microsoft.com/office/drawing/2016/5/13/chartex" xmlns:cx8="http://schemas.microsoft.com/office/drawing/2016/5/14/chartex" xmlns:mc="http://schemas.openxmlformats.org/markup-compatibility/2006" xmlns:aink="http://schemas.microsoft.com/office/drawing/2016/ink" xmlns:am3d="http://schemas.microsoft.com/office/drawing/2017/model3d" xmlns:o="urn:schemas-microsoft-com:office:office" xmlns:r="http://schemas.openxmlformats.org/officeDocument/2006/relationships" xmlns:m="http://schemas.openxmlformats.org/officeDocument/2006/math" xmlns:v="urn:schemas-microsoft-com:vml" xmlns:wp14="http://schemas.microsoft.com/office/word/2010/wordprocessingDrawing" xmlns:wp="http://schemas.openxmlformats.org/drawingml/2006/wordprocessingDrawing" xmlns:w10="urn:schemas-microsoft-com:office:word" xmlns:w="http://schemas.openxmlformats.org/wordprocessingml/2006/main" xmlns:w14="http://schemas.microsoft.com/office/word/2010/wordml" xmlns:w15="http://schemas.microsoft.com/office/word/2012/wordml" xmlns:w16cid="http://schemas.microsoft.com/office/word/2016/wordml/cid" xmlns:w16se="http://schemas.microsoft.com/office/word/2015/wordml/symex" xmlns:wpg="http://schemas.microsoft.com/office/word/2010/wordprocessingGroup" xmlns:wpi="http://schemas.microsoft.com/office/word/2010/wordprocessingInk" xmlns:wne="http://schemas.microsoft.com/office/word/2006/wordml" xmlns:wps="http://schemas.microsoft.com/office/word/2010/wordprocessingShape" mc:Ignorable="w14 w15 w16se w16cid wp14">
+<w:document xmlns:wpc="http://schemas.microsoft.com/office/word/2010/wordprocessingCanvas" xmlns:cx="http://schemas.microsoft.com/office/drawing/2014/chartex" xmlns:cx1="http://schemas.microsoft.com/office/drawing/2015/9/8/chartex" xmlns:cx2="http://schemas.microsoft.com/office/drawing/2015/10/21/chartex" xmlns:cx3="http://schemas.microsoft.com/office/drawing/2016/5/9/chartex" xmlns:cx4="http://schemas.microsoft.com/office/drawing/2016/5/10/chartex" xmlns:cx5="http://schemas.microsoft.com/office/drawing/2016/5/11/chartex" xmlns:cx6="http://schemas.microsoft.com/office/drawing/2016/5/12/chartex" xmlns:cx7="http://schemas.microsoft.com/office/drawing/2016/5/13/chartex" xmlns:cx8="http://schemas.microsoft.com/office/drawing/2016/5/14/chartex" xmlns:mc="http://schemas.openxmlformats.org/markup-compatibility/2006" xmlns:aink="http://schemas.microsoft.com/office/drawing/2016/ink" xmlns:am3d="http://schemas.microsoft.com/office/drawing/2017/model3d" xmlns:o="urn:schemas-microsoft-com:office:office" xmlns:oel="http://schemas.microsoft.com/office/2019/extlst" xmlns:r="http://schemas.openxmlformats.org/officeDocument/2006/relationships" xmlns:m="http://schemas.openxmlformats.org/officeDocument/2006/math" xmlns:v="urn:schemas-microsoft-com:vml" xmlns:wp14="http://schemas.microsoft.com/office/word/2010/wordprocessingDrawing" xmlns:wp="http://schemas.openxmlformats.org/drawingml/2006/wordprocessingDrawing" xmlns:w10="urn:schemas-microsoft-com:office:word" xmlns:w="http://schemas.openxmlformats.org/wordprocessingml/2006/main" xmlns:w14="http://schemas.microsoft.com/office/word/2010/wordml" xmlns:w15="http://schemas.microsoft.com/office/word/2012/wordml" xmlns:w16cex="http://schemas.microsoft.com/office/word/2018/wordml/cex" xmlns:w16cid="http://schemas.microsoft.com/office/word/2016/wordml/cid" xmlns:w16="http://schemas.microsoft.com/office/word/2018/wordml" xmlns:w16sdtdh="http://schemas.microsoft.com/office/word/2020/wordml/sdtdatahash" xmlns:w16se="http://schemas.microsoft.com/office/word/2015/wordml/symex" xmlns:wpg="http://schemas.microsoft.com/office/word/2010/wordprocessingGroup" xmlns:wpi="http://schemas.microsoft.com/office/word/2010/wordprocessingInk" xmlns:wne="http://schemas.microsoft.com/office/word/2006/wordml" xmlns:wps="http://schemas.microsoft.com/office/word/2010/wordprocessingShape" mc:Ignorable="w14 w15 w16se w16cid w16 w16cex w16sdtdh wp14">
   <w:body>
     <w:p>
       <w:pPr>
-        <w:bidi/>
-        <w:jc w:val="both"/>
-        <w:rPr>
-          <w:rFonts w:ascii="Sakkal Majalla" w:hAnsi="Sakkal Majalla" w:cs="Sakkal Majalla"/>
-          <w:sz w:val="28"/>
-          <w:szCs w:val="28"/>
-          <w:rtl/>
+        <w:rPr>
+          <w:rtl/>
+          <w:lang w:bidi="ar-SA"/>
         </w:rPr>
       </w:pPr>
-      <w:hyperlink r:id="rId5" w:anchor=":~:text=die%20der%20Herr%20Jesus%20hier%20einnimmt%2C%20zeigt,unserer%20Erh%C3%B6hung%20befindet.%20Wenn%20wir" w:history="1">
+      <w:hyperlink r:id="rId4" w:history="1">
         <w:r>
           <w:rPr>
             <w:rStyle w:val="Hyperlink"/>
-            <w:rFonts w:ascii="Sakkal Majalla" w:hAnsi="Sakkal Majalla" w:cs="Sakkal Majalla" w:hint="cs"/>
-            <w:sz w:val="28"/>
-            <w:szCs w:val="28"/>
+            <w:rFonts w:hint="cs"/>
             <w:rtl/>
+            <w:lang w:bidi="ar-SA"/>
           </w:rPr>
-          <w:t>الاتضاع الحقيقي</w:t>
+          <w:t>الإنسان المؤمن في المُلك الألفي</w:t>
         </w:r>
       </w:hyperlink>
     </w:p>
     <w:p>
       <w:pPr>
-        <w:bidi/>
-        <w:jc w:val="both"/>
-        <w:rPr>
-          <w:rFonts w:ascii="Sakkal Majalla" w:hAnsi="Sakkal Majalla" w:cs="Sakkal Majalla"/>
-          <w:sz w:val="28"/>
-          <w:szCs w:val="28"/>
-          <w:rtl/>
+        <w:rPr>
+          <w:rtl/>
+          <w:lang w:bidi="ar-SA"/>
         </w:rPr>
       </w:pPr>
       <w:r>
         <w:rPr>
-          <w:rFonts w:ascii="Sakkal Majalla" w:hAnsi="Sakkal Majalla" w:cs="Sakkal Majalla" w:hint="cs"/>
-          <w:sz w:val="28"/>
-          <w:szCs w:val="28"/>
-          <w:rtl/>
-        </w:rPr>
-        <w:t>يوحنا نلسون داربي</w:t>
+          <w:rFonts w:hint="cs"/>
+          <w:rtl/>
+          <w:lang w:bidi="ar-SA"/>
+        </w:rPr>
+        <w:t>موقف مختلف نحو الخليقة</w:t>
       </w:r>
     </w:p>
     <w:p>
       <w:pPr>
-        <w:bidi/>
-        <w:jc w:val="both"/>
-        <w:rPr>
-          <w:rFonts w:ascii="Sakkal Majalla" w:hAnsi="Sakkal Majalla" w:cs="Sakkal Majalla"/>
-          <w:sz w:val="28"/>
-          <w:szCs w:val="28"/>
-          <w:rtl/>
+        <w:bidi w:val="0"/>
+        <w:rPr>
+          <w:lang w:bidi="ar-SA"/>
         </w:rPr>
       </w:pPr>
       <w:r>
         <w:rPr>
-          <w:rFonts w:ascii="Sakkal Majalla" w:hAnsi="Sakkal Majalla" w:cs="Sakkal Majalla" w:hint="cs"/>
-          <w:sz w:val="28"/>
-          <w:szCs w:val="28"/>
-          <w:rtl/>
-        </w:rPr>
-        <w:t xml:space="preserve">صحيح أن جميع المؤمنين قرأوا يوحنا 13: 1 </w:t>
-      </w:r>
-      <w:r>
-        <w:rPr>
-          <w:rFonts w:ascii="Sakkal Majalla" w:hAnsi="Sakkal Majalla" w:cs="Sakkal Majalla"/>
-          <w:sz w:val="28"/>
-          <w:szCs w:val="28"/>
-          <w:rtl/>
-        </w:rPr>
-        <w:t>–</w:t>
-      </w:r>
-      <w:r>
-        <w:rPr>
-          <w:rFonts w:ascii="Sakkal Majalla" w:hAnsi="Sakkal Majalla" w:cs="Sakkal Majalla" w:hint="cs"/>
-          <w:sz w:val="28"/>
-          <w:szCs w:val="28"/>
-          <w:rtl/>
-        </w:rPr>
-        <w:t xml:space="preserve"> 18 أكثر من مرة من أجل بنيانهم. ولكننا هنا لا نريد أن نتكلم عن محتواه العام، وإنما فيما هو أكثر عن تطبيقه. هذا المقطع هو إشارة للترتيب، في أنه كان على الكهنة عند خدمتهم في القُدس، أن يغسلوا أياديهم وأقدامهم في المرحضة النحاسية. وأما نحن فمدعوين بأن نغسل أقدام بعضنا البعض؛ ولكن هذا معناه خدمة النعمة. الرب يسوع يتمم هذه الخدمة من جانبه فينا وهذا يمتحن ضمائرنا. إن ما يتممه الرب في مثال، يحدث الآن في واقعه فينا. هو أتى بالماء والدم ليطهّر وليكفّر. لكن هذا المقطع لا يتكلم عن دم الكفارة، وإنما عن ماء الطهارة. يسوع يطهر كنيسته، وكل فرد من قديسيه بغُسل الماء، بالكلمة. فمن تطهر بالدم ليس له حاجة أبدًا بأن يتكرر فيه هذا التطهير بالدم، وإنما الروح القدس يعمل على غُسل الماء في القلوب، بكلمة الله.</w:t>
+          <w:lang w:bidi="ar-SA"/>
+        </w:rPr>
+        <w:t>John Nelson Darby</w:t>
       </w:r>
     </w:p>
     <w:p>
       <w:pPr>
-        <w:bidi/>
-        <w:jc w:val="both"/>
-        <w:rPr>
-          <w:rFonts w:ascii="Sakkal Majalla" w:hAnsi="Sakkal Majalla" w:cs="Sakkal Majalla"/>
-          <w:sz w:val="28"/>
-          <w:szCs w:val="28"/>
-          <w:rtl/>
+        <w:rPr>
+          <w:rtl/>
+          <w:lang w:bidi="ar-SA"/>
         </w:rPr>
       </w:pPr>
       <w:r>
         <w:rPr>
-          <w:rFonts w:ascii="Sakkal Majalla" w:hAnsi="Sakkal Majalla" w:cs="Sakkal Majalla" w:hint="cs"/>
-          <w:sz w:val="28"/>
-          <w:szCs w:val="28"/>
-          <w:rtl/>
-        </w:rPr>
-        <w:t xml:space="preserve">إن المركز الذي يتخذه الرب يسوع هنا يرينا بأن المصدر لكل اتضاع موجود في وعينا بامتيازاتنا ورفعتنا. إن مكثنا بعيدين عن الرب، لن نجد أي اتضاع. إننا أيضًا لا نكون متضعين إن وضعنا أنفسنا بأنفسنا. الدودة في اتضاعها ليس بقولها بأنها ليست إنسان. فقط مَن يكون في مركز رفيع، يستطيع أن يتنازل في اتضاع؛ فالإمكانية الوحيدة بأن نتضع هو أن نكون بالقرب من الله. عندها فقط يمكننا أن نُظهر اللُطف نحو </w:t>
-      </w:r>
-      <w:r>
-        <w:rPr>
-          <w:rFonts w:ascii="Sakkal Majalla" w:hAnsi="Sakkal Majalla" w:cs="Sakkal Majalla" w:hint="cs"/>
-          <w:sz w:val="28"/>
-          <w:szCs w:val="28"/>
-          <w:rtl/>
-        </w:rPr>
-        <w:t>القريب</w:t>
-      </w:r>
-      <w:r>
-        <w:rPr>
-          <w:rFonts w:ascii="Sakkal Majalla" w:hAnsi="Sakkal Majalla" w:cs="Sakkal Majalla" w:hint="cs"/>
-          <w:sz w:val="28"/>
-          <w:szCs w:val="28"/>
-          <w:rtl/>
-        </w:rPr>
-        <w:t xml:space="preserve"> منا، وأن نتعامل بالرحمة، وننشغل في بؤسه في النعمة.</w:t>
+          <w:rFonts w:hint="cs"/>
+          <w:rtl/>
+          <w:lang w:bidi="ar-SA"/>
+        </w:rPr>
+        <w:t>مقدمة</w:t>
       </w:r>
     </w:p>
     <w:p>
       <w:pPr>
-        <w:bidi/>
-        <w:jc w:val="both"/>
-        <w:rPr>
-          <w:rFonts w:ascii="Sakkal Majalla" w:hAnsi="Sakkal Majalla" w:cs="Sakkal Majalla"/>
-          <w:sz w:val="28"/>
-          <w:szCs w:val="28"/>
-          <w:rtl/>
+        <w:rPr>
+          <w:rtl/>
+          <w:lang w:bidi="ar-SA"/>
         </w:rPr>
       </w:pPr>
       <w:r>
         <w:rPr>
-          <w:rFonts w:ascii="Sakkal Majalla" w:hAnsi="Sakkal Majalla" w:cs="Sakkal Majalla" w:hint="cs"/>
-          <w:sz w:val="28"/>
-          <w:szCs w:val="28"/>
-          <w:rtl/>
-        </w:rPr>
-        <w:t xml:space="preserve">عندما أكون قريبًا من المسيح وأشعر، ما هي الخطية، عندها سيكون لي اشمئزاز منها. عندما يكون قريبي الذي يحب يسوع مشتبكًا في الخطية، فإني أدرك التناقض القائم بينه والرب. هذا التناقض يُنشئ إحساسًا عملت فيه المحبة بأن أهتم بحالة أخي، لأني سأفكر </w:t>
-      </w:r>
-      <w:r>
-        <w:rPr>
-          <w:rFonts w:ascii="Sakkal Majalla" w:hAnsi="Sakkal Majalla" w:cs="Sakkal Majalla" w:hint="cs"/>
-          <w:sz w:val="28"/>
-          <w:szCs w:val="28"/>
-          <w:rtl/>
-        </w:rPr>
-        <w:t>بالعناء</w:t>
-      </w:r>
-      <w:r>
-        <w:rPr>
-          <w:rFonts w:ascii="Sakkal Majalla" w:hAnsi="Sakkal Majalla" w:cs="Sakkal Majalla" w:hint="cs"/>
-          <w:sz w:val="28"/>
-          <w:szCs w:val="28"/>
-          <w:rtl/>
-        </w:rPr>
-        <w:t xml:space="preserve"> الذي تسببت فيه خطيته من نحو الرب. لكن من المستحيل بأن أمتلئ بهذه العواطف في المحبة، إن كنت أنا بنفسي لا أمكث في القرب من الرب.</w:t>
+          <w:rFonts w:hint="cs"/>
+          <w:rtl/>
+          <w:lang w:bidi="ar-SA"/>
+        </w:rPr>
+        <w:t>إن دعوة المؤمنين هن على الأرض في زمن المُلك الألفي ستكون مختلفة عن دعوة المؤمنين الذين هم على الأرض الآن. السبب الواضح لذلك هو أن تدبير المُلك الألفي فيما يتعلق بالمؤمنين على الأرض سيكون تدبير قضائي.</w:t>
       </w:r>
     </w:p>
     <w:p>
       <w:pPr>
-        <w:bidi/>
-        <w:jc w:val="both"/>
-        <w:rPr>
-          <w:rFonts w:ascii="Sakkal Majalla" w:hAnsi="Sakkal Majalla" w:cs="Sakkal Majalla"/>
-          <w:sz w:val="28"/>
-          <w:szCs w:val="28"/>
-          <w:rtl/>
+        <w:rPr>
+          <w:rtl/>
+          <w:lang w:bidi="ar-SA"/>
         </w:rPr>
       </w:pPr>
       <w:r>
         <w:rPr>
-          <w:rFonts w:ascii="Sakkal Majalla" w:hAnsi="Sakkal Majalla" w:cs="Sakkal Majalla" w:hint="cs"/>
-          <w:sz w:val="28"/>
-          <w:szCs w:val="28"/>
-          <w:rtl/>
-        </w:rPr>
-        <w:t>إن غسل أقدام إخوتنا معناه، التعامل مع بؤسهم إذ نعي مَن هو يسوع وما يشعر هو (الرب) به.</w:t>
+          <w:rFonts w:hint="cs"/>
+          <w:rtl/>
+          <w:lang w:bidi="ar-SA"/>
+        </w:rPr>
+        <w:t>ناموس ونعمة</w:t>
       </w:r>
     </w:p>
     <w:p>
       <w:pPr>
-        <w:bidi/>
-        <w:jc w:val="both"/>
-        <w:rPr>
-          <w:rFonts w:ascii="Sakkal Majalla" w:hAnsi="Sakkal Majalla" w:cs="Sakkal Majalla"/>
-          <w:sz w:val="28"/>
-          <w:szCs w:val="28"/>
-          <w:rtl/>
+        <w:rPr>
+          <w:rtl/>
+          <w:lang w:bidi="ar-SA"/>
         </w:rPr>
       </w:pPr>
       <w:r>
         <w:rPr>
-          <w:rFonts w:ascii="Sakkal Majalla" w:hAnsi="Sakkal Majalla" w:cs="Sakkal Majalla" w:hint="cs"/>
-          <w:sz w:val="28"/>
-          <w:szCs w:val="28"/>
-          <w:rtl/>
-        </w:rPr>
-        <w:t>هذه الشركة والتمتع بغِنى النعمة كما هي في المسيح يسوع أيضًا تُظهر فينا هذه النعمة. إني سأشعر بالشر بأكثر عمق إن أدنته وحكمت عليه في قلبي أنا. هذا يحفظنا في حالة الاتضاع بينما نكون على الدوام ممتحنين بوعينا بالشر الساكن فينا. إن كانت فعلاً النعمة وحدها التي تملأ قلبي، سأرى اتساخ وتنجس قدمي أخي. في تمتعي بالشركة مع المسيح أكون قادرًا بأن أحكم في كل ما لا يتفق مع هذه النعمة.</w:t>
+          <w:rFonts w:hint="cs"/>
+          <w:rtl/>
+          <w:lang w:bidi="ar-SA"/>
+        </w:rPr>
+        <w:t>في مفهوم ما كانت هنالك نعمة لليهود. وفي صورة ما كانت هنالك نعمة حتى في الفردوس. فلا يمكن أن يكون هنالك تعامل مع الخاطئ إطلاقًا من دون النعمة. لكن الت</w:t>
+      </w:r>
+      <w:r>
+        <w:rPr>
+          <w:rFonts w:hint="cs"/>
+          <w:rtl/>
+          <w:lang w:bidi="ar-SA"/>
+        </w:rPr>
+        <w:t>د</w:t>
+      </w:r>
+      <w:r>
+        <w:rPr>
+          <w:rFonts w:hint="cs"/>
+          <w:rtl/>
+          <w:lang w:bidi="ar-SA"/>
+        </w:rPr>
+        <w:t>بير اليهودي غير متسم بالن</w:t>
+      </w:r>
+      <w:r>
+        <w:rPr>
+          <w:rFonts w:hint="cs"/>
+          <w:rtl/>
+          <w:lang w:bidi="ar-SA"/>
+        </w:rPr>
+        <w:t>عم</w:t>
+      </w:r>
+      <w:r>
+        <w:rPr>
+          <w:rFonts w:hint="cs"/>
+          <w:rtl/>
+          <w:lang w:bidi="ar-SA"/>
+        </w:rPr>
+        <w:t xml:space="preserve">ة، وإنما بالناموس. الناموس يتعامل مع الأعمال، أما النعمة فليس كذلك. إنه لا يمكن أبدًا أن يكون هنالك انحراف عن المبدأ الذي باستطاعة النفس أن تقف عليه أمام الله. لكن نوعية التدبير المحددة لزمن معيّن مختلفة تمامًا. إن تدبير الكنيسة هو في حد ذاته قضائي. الكنيسة مكوّنة من أشخاص منفصلين بقداسة باطنية عن باقي العالم. الهيكل الظاهري للكنيسة يستطيع دخوله أشخاص آخرين، لكن من جهة جوهرها فالكنيسة هي جماعة من أشخاص منفصلين. </w:t>
+      </w:r>
+      <w:r>
+        <w:rPr>
+          <w:rFonts w:hint="cs"/>
+          <w:rtl/>
+          <w:lang w:bidi="ar-SA"/>
+        </w:rPr>
+        <w:t xml:space="preserve">في اللحظة التي لا يعودون فيها هكذا، ستتوقف بأن تكون كنيسة (اجتماع). هي مكونة ممن دعاهم الله ليخرجوا من العالم. في المُلك الألفي لن يكون هكذا الأمر، </w:t>
+      </w:r>
+      <w:r>
+        <w:rPr>
+          <w:rtl/>
+          <w:lang w:bidi="ar-SA"/>
+        </w:rPr>
+        <w:t>بقدر ما سيحكم الرب يسوع العالم علنًا وفقًا لمبدأ مختلف</w:t>
+      </w:r>
+      <w:r>
+        <w:rPr>
+          <w:rFonts w:hint="cs"/>
+          <w:rtl/>
+          <w:lang w:bidi="ar-SA"/>
+        </w:rPr>
+        <w:t xml:space="preserve">. إلى أن يُحلّ إبليس من قيوده ثانية، لن تكون هنالك ضرورة في إظهار مَن هو من العالم ومَن ليس كذلك. لكن طابع الكنيسة </w:t>
+      </w:r>
+      <w:r>
+        <w:rPr>
+          <w:rFonts w:hint="cs"/>
+          <w:rtl/>
+          <w:lang w:bidi="ar-SA"/>
+        </w:rPr>
+        <w:t>ي</w:t>
+      </w:r>
+      <w:r>
+        <w:rPr>
+          <w:rFonts w:hint="cs"/>
+          <w:rtl/>
+          <w:lang w:bidi="ar-SA"/>
+        </w:rPr>
+        <w:t>ختلف تمامًا.</w:t>
       </w:r>
     </w:p>
     <w:p>
       <w:pPr>
-        <w:bidi/>
-        <w:jc w:val="both"/>
-        <w:rPr>
-          <w:rFonts w:ascii="Sakkal Majalla" w:hAnsi="Sakkal Majalla" w:cs="Sakkal Majalla"/>
-          <w:sz w:val="28"/>
-          <w:szCs w:val="28"/>
-          <w:rtl/>
+        <w:rPr>
+          <w:rtl/>
+          <w:lang w:bidi="ar-SA"/>
         </w:rPr>
       </w:pPr>
       <w:r>
         <w:rPr>
-          <w:rFonts w:ascii="Sakkal Majalla" w:hAnsi="Sakkal Majalla" w:cs="Sakkal Majalla" w:hint="cs"/>
-          <w:sz w:val="28"/>
-          <w:szCs w:val="28"/>
-          <w:rtl/>
-        </w:rPr>
-        <w:t>قوة هذه الشركة تظهر في حياتنا وسلوكنا؛ نحن نعبر بقوة الله عبر أحزان ومِحَن هذا الزمان، والشر لا يمكنه أن يمسنا بأي ضرر.</w:t>
+          <w:rFonts w:hint="cs"/>
+          <w:rtl/>
+          <w:lang w:bidi="ar-SA"/>
+        </w:rPr>
+        <w:t>الكنيسة في الارتداد</w:t>
       </w:r>
     </w:p>
     <w:p>
       <w:pPr>
-        <w:bidi/>
-        <w:jc w:val="both"/>
-        <w:rPr>
-          <w:rFonts w:ascii="Sakkal Majalla" w:hAnsi="Sakkal Majalla" w:cs="Sakkal Majalla"/>
-          <w:sz w:val="28"/>
-          <w:szCs w:val="28"/>
-          <w:rtl/>
+        <w:rPr>
+          <w:rtl/>
+          <w:lang w:bidi="ar-SA"/>
         </w:rPr>
       </w:pPr>
       <w:r>
         <w:rPr>
-          <w:rFonts w:ascii="Sakkal Majalla" w:hAnsi="Sakkal Majalla" w:cs="Sakkal Majalla" w:hint="cs"/>
-          <w:sz w:val="28"/>
-          <w:szCs w:val="28"/>
-          <w:rtl/>
-        </w:rPr>
-        <w:t>إن الفرح المتهاون، السطحي والمليء بالضجيج لا يحكم ولا يدين الشر؛ فقط المكوث بالقرب من الله يقدر أن يحفظ نفوسنا في القداسة. الخطية تمت إدانتها بالكامل والحُكم عليها؛ فإدانة الذات</w:t>
-      </w:r>
-      <w:r>
-        <w:rPr>
-          <w:rFonts w:ascii="Sakkal Majalla" w:hAnsi="Sakkal Majalla" w:cs="Sakkal Majalla" w:hint="cs"/>
-          <w:sz w:val="28"/>
-          <w:szCs w:val="28"/>
-          <w:rtl/>
-        </w:rPr>
-        <w:t xml:space="preserve"> نتيجته</w:t>
-      </w:r>
-      <w:r>
-        <w:rPr>
-          <w:rFonts w:ascii="Sakkal Majalla" w:hAnsi="Sakkal Majalla" w:cs="Sakkal Majalla" w:hint="cs"/>
-          <w:sz w:val="28"/>
-          <w:szCs w:val="28"/>
-          <w:rtl/>
-        </w:rPr>
-        <w:t xml:space="preserve"> اتضاع حقيقي. في حضرة الله لا يمكننا أن نجد الكبرياء لنتفاعل معه. نحن لا يمكننا أن نكون متكبرين، لأننا سعداء جدًا ونعلم بإحاطة مجد الله من حولنا. إذ </w:t>
-      </w:r>
-      <w:bookmarkStart w:id="0" w:name="_GoBack"/>
-      <w:bookmarkEnd w:id="0"/>
-      <w:r>
-        <w:rPr>
-          <w:rFonts w:ascii="Sakkal Majalla" w:hAnsi="Sakkal Majalla" w:cs="Sakkal Majalla" w:hint="cs"/>
-          <w:sz w:val="28"/>
-          <w:szCs w:val="28"/>
-          <w:rtl/>
-        </w:rPr>
-        <w:t>هكذا هو الأمر فكيف لنا أن نُثبت مجدنا نحن؟</w:t>
+          <w:rFonts w:hint="cs"/>
+          <w:rtl/>
+          <w:lang w:bidi="ar-SA"/>
+        </w:rPr>
+        <w:t>عندما يتكلم الناس عن كنيسة غير مرئية، فهذا يعني في الواقع بأنهم يتكلمون عن ارتداد، لأن الرب يقول عن الكنيسة: "أنتم نور العالم" والآن، ما هي فائدة نور غير مرئي؟ "</w:t>
+      </w:r>
+      <w:r>
+        <w:rPr>
+          <w:rtl/>
+          <w:lang w:bidi="ar-SA"/>
+        </w:rPr>
+        <w:t>«لَيْسَ أَحَدٌ يُوقِدُ سِرَاجًا وَيَضَعُهُ فِي خِفْيَةٍ، وَلاَ تَحْتَ الْمِكْيَالِ، بَلْ عَلَى الْمَنَارَةِ، لِكَيْ يَنْظُرَ الدَّاخِلُونَ النُّورَ.</w:t>
+      </w:r>
+      <w:r>
+        <w:rPr>
+          <w:rFonts w:hint="cs"/>
+          <w:rtl/>
+          <w:lang w:bidi="ar-SA"/>
+        </w:rPr>
+        <w:t xml:space="preserve">" (لوقا 11: 33). أنا لا أدّعي بأنه لا يوجد مؤمنين غير مرئيين كأفراد. لكن عبارة "كنيسة غير مرئية" </w:t>
+      </w:r>
+      <w:r>
+        <w:rPr>
+          <w:rFonts w:hint="cs"/>
+          <w:rtl/>
+          <w:lang w:bidi="ar-SA"/>
+        </w:rPr>
+        <w:t xml:space="preserve">لا تجعلني أفكر إلا بفكرة الارتداد وبأن الكنيسة توقفت على أن تكون ما قد أعدّها الرب بأن تكونه </w:t>
+      </w:r>
+      <w:r>
+        <w:rPr>
+          <w:rtl/>
+          <w:lang w:bidi="ar-SA"/>
+        </w:rPr>
+        <w:t>–</w:t>
+      </w:r>
+      <w:r>
+        <w:rPr>
+          <w:rFonts w:hint="cs"/>
+          <w:rtl/>
+          <w:lang w:bidi="ar-SA"/>
+        </w:rPr>
+        <w:t xml:space="preserve"> ألا وهو نورًا للعالم. على الكنيسة أن تكون "هيئة </w:t>
+      </w:r>
+      <w:r>
+        <w:rPr>
+          <w:rtl/>
+          <w:lang w:bidi="ar-SA"/>
+        </w:rPr>
+        <w:t>–</w:t>
+      </w:r>
+      <w:r>
+        <w:rPr>
+          <w:rFonts w:hint="cs"/>
+          <w:rtl/>
+          <w:lang w:bidi="ar-SA"/>
+        </w:rPr>
+        <w:t xml:space="preserve"> جسمًا" مرئي بوضوح، مُعلَن ومُجتمِع معًا، بينما العالم هو تحت سُلطة إبليس. وفي أثناء التدبير الحالي هذا الإعلان الخاص عن الكنيسة قائم. الرب أسلم نفسه ليجمع أولاد الله المشتتين على وجه الأرض إلى واحد (يوحنا 11). هذه الوِحدة ستكون محفوظة فقط بواسطة قوة وطاقة الروح القدس. حيثما يكون الروح القدس حزينًا تكون الكنيسة قد توقفت بأن تتمم في العالم </w:t>
+      </w:r>
+      <w:r>
+        <w:rPr>
+          <w:rFonts w:hint="cs"/>
+          <w:rtl/>
+          <w:lang w:bidi="ar-SA"/>
+        </w:rPr>
+        <w:t xml:space="preserve">ما قد أُرسلت لأجله. وذلك، مع أن مخططات الله لم تتغير بعد. </w:t>
+      </w:r>
+      <w:r>
+        <w:rPr>
+          <w:rFonts w:hint="cs"/>
+          <w:rtl/>
+          <w:lang w:bidi="ar-SA"/>
+        </w:rPr>
+        <w:t>عندها لن تكون الكنيسة واحدة، والعالم لن يؤمن بأن الآب أرسل يسوع. الكنيسة ستظهر في المجد المُعطى لها، لكي يعرف العالم من خلال اتحادهم معًا، بأن الآب أحبهم كما أحب يسوع. إن هذا سيُعَرَّف عنه في المُلك الألفي. عندها لن يعود الروح القدس يعمل في الخفاء، كما هو الآن، وإنما سيُعل</w:t>
+      </w:r>
+      <w:r>
+        <w:rPr>
+          <w:rFonts w:hint="cs"/>
+          <w:rtl/>
+          <w:lang w:bidi="ar-SA"/>
+        </w:rPr>
+        <w:t>َ</w:t>
+      </w:r>
+      <w:r>
+        <w:rPr>
+          <w:rFonts w:hint="cs"/>
+          <w:rtl/>
+          <w:lang w:bidi="ar-SA"/>
+        </w:rPr>
+        <w:t>ن عن سلطان الله في بِرّ في العالم.</w:t>
       </w:r>
     </w:p>
     <w:p>
       <w:pPr>
-        <w:bidi/>
-        <w:jc w:val="both"/>
-        <w:rPr>
-          <w:rFonts w:ascii="Sakkal Majalla" w:hAnsi="Sakkal Majalla" w:cs="Sakkal Majalla"/>
-          <w:sz w:val="28"/>
-          <w:szCs w:val="28"/>
-          <w:rtl/>
+        <w:rPr>
+          <w:rtl/>
+          <w:lang w:bidi="ar-SA"/>
         </w:rPr>
       </w:pPr>
       <w:r>
         <w:rPr>
-          <w:rFonts w:ascii="Sakkal Majalla" w:hAnsi="Sakkal Majalla" w:cs="Sakkal Majalla" w:hint="cs"/>
-          <w:sz w:val="28"/>
-          <w:szCs w:val="28"/>
-          <w:rtl/>
-        </w:rPr>
-        <w:lastRenderedPageBreak/>
-        <w:t>إن مركز المسيح كان متميزًا بمكوثه الدائم في شركة مع الله؛ فهذا كان اتضاع. هو كان قريبًا جدًا من الله لدرجة أنه حتى وضع نفسه في قوة الروح القدس من أجل كل شعبه. المسيحي يمكنه أن يجد النعمة كل حين في يسوع المسيح، لأن المسيح بنفسه هو الذي غسل له قدميه. ولكن لا يحق له بأن يكتفي بذلك؛ فهو مدعو بأن يغسل أقدام إخوته، ولأجل ذلك بالذات عليه أن يمكث قريبًا من يسوع، في كامل نعمته. نحن نتمتع بهذه النعمة ونتمنى بأن نتشارك فيها كل حين. إنها تُنعشنا وتشددنا وتؤهلنا بأن نخدم في روحها من نحو الآخرين.</w:t>
+          <w:rtl/>
+          <w:lang w:bidi="ar-SA"/>
+        </w:rPr>
+        <w:t>موقف مختلف نحو الخليقة</w:t>
+      </w:r>
+      <w:r>
+        <w:rPr>
+          <w:rFonts w:hint="cs"/>
+          <w:rtl/>
+          <w:lang w:bidi="ar-SA"/>
+        </w:rPr>
+        <w:t xml:space="preserve"> في المُلك الألفي</w:t>
       </w:r>
     </w:p>
     <w:p>
       <w:pPr>
-        <w:bidi/>
-        <w:jc w:val="both"/>
-        <w:rPr>
-          <w:rFonts w:ascii="Sakkal Majalla" w:hAnsi="Sakkal Majalla" w:cs="Sakkal Majalla"/>
-          <w:sz w:val="28"/>
-          <w:szCs w:val="28"/>
-          <w:rtl/>
+        <w:rPr>
+          <w:rtl/>
+          <w:lang w:bidi="ar-SA"/>
         </w:rPr>
       </w:pPr>
       <w:r>
         <w:rPr>
-          <w:rFonts w:ascii="Sakkal Majalla" w:hAnsi="Sakkal Majalla" w:cs="Sakkal Majalla" w:hint="cs"/>
-          <w:sz w:val="28"/>
-          <w:szCs w:val="28"/>
-          <w:rtl/>
-        </w:rPr>
-        <w:t>يا ليت يبقى هذا الاشتياق والرغبة حيًا في نفوسنا لشركة حقيقية مع الرب، واثقين ومختبرين كل نعمه وكل مواعيده وامتيازاته. إن فهمنا أناته ولطفه فسندين ونحكم على كل أصل ومصدر للشر فينا نحن وسيكون فينا الرغبة في قلوبنا فقط، بأن يكون كل شيء مرتبطًا بنعمة المسيح. إن كنا في شركة معه، فلا يمكننا أن نسمح لأنفسنا، بأن نرى إخوتنا وهم ليسوا في ذات الحالة. هذه الشركة تمنح المحبة الساكنة فينا ذات القوة التي نجدها أيضًا في قلب يسوع. نحن لا يمكننا أن ننظر ونبقى هادئين، عندما تجول خاصته بأقدام متسخة. إن كنا في شركة مع المسيح فسنكون عندها أيضًا ممتلئين بما يحرك قلبه.</w:t>
+          <w:rFonts w:hint="cs"/>
+          <w:rtl/>
+          <w:lang w:bidi="ar-SA"/>
+        </w:rPr>
+        <w:t>إن واجب المؤمنين الحقيقي اليوم هو مقاومة الشر من خلال ارتباطهم الخفي بالمسيح، بحيث سيظهر المسيح بالألم والنعمة فيهم. كل السمات الجميلة التي في الشركة مع المسيح ستكون ظاهرة، "</w:t>
+      </w:r>
+      <w:r>
+        <w:rPr>
+          <w:rtl/>
+        </w:rPr>
+        <w:t xml:space="preserve"> </w:t>
+      </w:r>
+      <w:r>
+        <w:rPr>
+          <w:rtl/>
+          <w:lang w:bidi="ar-SA"/>
+        </w:rPr>
+        <w:t>لِكَيْ تَكُونَ تَزْكِيَةُ إِيمَانِكُمْ، وَهِيَ أَثْمَنُ مِنَ الذَّهَبِ الْفَانِي، مَعَ أَنَّهُ يُمْتَحَنُ بِالنَّارِ، تُوجَدُ لِلْمَدْحِ وَالْكَرَامَةِ وَالْمَجْدِ عِنْدَ اسْتِعْلاَنِ يَسُوعَ الْمَسِيحِ،</w:t>
+      </w:r>
+      <w:r>
+        <w:rPr>
+          <w:rFonts w:hint="cs"/>
+          <w:rtl/>
+          <w:lang w:bidi="ar-SA"/>
+        </w:rPr>
+        <w:t>" (1. بطرس 1: 7). الإناء الذي على ال</w:t>
+      </w:r>
+      <w:r>
+        <w:rPr>
+          <w:rFonts w:hint="cs"/>
+          <w:rtl/>
+          <w:lang w:bidi="ar-SA"/>
+        </w:rPr>
+        <w:t>أ</w:t>
+      </w:r>
+      <w:r>
+        <w:rPr>
+          <w:rFonts w:hint="cs"/>
+          <w:rtl/>
+          <w:lang w:bidi="ar-SA"/>
+        </w:rPr>
+        <w:t>رض يوضَع في التنور وعند إخراجه</w:t>
+      </w:r>
+      <w:r>
+        <w:rPr>
+          <w:rFonts w:hint="cs"/>
+          <w:rtl/>
+          <w:lang w:bidi="ar-SA"/>
+        </w:rPr>
+        <w:t xml:space="preserve"> فسيلمع ويعكس ما كان في أفكار السيد. </w:t>
+      </w:r>
+      <w:r>
+        <w:rPr>
+          <w:rFonts w:hint="cs"/>
+          <w:rtl/>
+          <w:lang w:bidi="ar-SA"/>
+        </w:rPr>
+        <w:t>في المُلك الألفي سنظهر كالشمس في ملكوت الآب، والمُلك سيخرج حُكمه عن طريق ابن الإنسان. الطبيعة الجديدة هي دائمًا ضرورية لنكون في شركة مع الله. إن المُتعلّم من الله يعرف بأن طبيعته العتيقة ردية، ويتعلم بالاختبار "</w:t>
+      </w:r>
+      <w:r>
+        <w:rPr>
+          <w:rtl/>
+        </w:rPr>
+        <w:t xml:space="preserve"> </w:t>
+      </w:r>
+      <w:r>
+        <w:rPr>
+          <w:rtl/>
+          <w:lang w:bidi="ar-SA"/>
+        </w:rPr>
+        <w:t xml:space="preserve">أَنَّهُ لَيْسَ سَاكِنٌ فِيَّ، أَيْ فِي جَسَدِي، شَيْءٌ صَالِحٌ. </w:t>
+      </w:r>
+      <w:r>
+        <w:rPr>
+          <w:rFonts w:hint="cs"/>
+          <w:rtl/>
+          <w:lang w:bidi="ar-SA"/>
+        </w:rPr>
+        <w:t>" (رومية 7: 18). إن معرفة هذا المبدأ حصل عليه المؤمن من اليهود، كما أعتقد، وقد حصل على طبيعة جديدة فاقت التدبير بحد ذاته. إن كان باستطاعته أن يقول: "</w:t>
+      </w:r>
+      <w:r>
+        <w:rPr>
+          <w:rtl/>
+        </w:rPr>
+        <w:t xml:space="preserve"> </w:t>
+      </w:r>
+      <w:r>
+        <w:rPr>
+          <w:rtl/>
+          <w:lang w:bidi="ar-SA"/>
+        </w:rPr>
+        <w:t>إِنِّي أُسَرُّ بِنَامُوسِ اللهِ بِحَسَبِ الإِنْسَانِ الْبَاطِنِ.</w:t>
+      </w:r>
+      <w:r>
+        <w:rPr>
+          <w:rFonts w:hint="cs"/>
+          <w:rtl/>
+          <w:lang w:bidi="ar-SA"/>
+        </w:rPr>
+        <w:t xml:space="preserve">" (رومية 7: 22)، </w:t>
+      </w:r>
+      <w:r>
+        <w:rPr>
+          <w:rFonts w:hint="cs"/>
+          <w:rtl/>
+          <w:lang w:bidi="ar-SA"/>
+        </w:rPr>
+        <w:t xml:space="preserve">فهو له طبيعة جديدة وروح المسيح؛ كما يقول الرسول، مع أنه لم يكن بمقدوره </w:t>
+      </w:r>
+      <w:r>
+        <w:rPr>
+          <w:rFonts w:hint="cs"/>
+          <w:rtl/>
+          <w:lang w:bidi="ar-SA"/>
+        </w:rPr>
+        <w:t>تجاوز</w:t>
+      </w:r>
+      <w:r>
+        <w:rPr>
+          <w:rFonts w:hint="cs"/>
+          <w:rtl/>
+          <w:lang w:bidi="ar-SA"/>
+        </w:rPr>
+        <w:t xml:space="preserve"> مقام التدبير</w:t>
+      </w:r>
+      <w:r>
+        <w:rPr>
+          <w:rFonts w:hint="cs"/>
+          <w:rtl/>
+          <w:lang w:bidi="ar-SA"/>
+        </w:rPr>
+        <w:t xml:space="preserve"> الذي كان فيه. لكن في المُلك الألفي فسوف يكون بأنه ليس فقط الإنسان المولود ثانية سيكون خليقة جديدة، وإنما الخليقة بحد ذاتها ستكون جديدة. </w:t>
+      </w:r>
+      <w:r>
+        <w:rPr>
+          <w:rFonts w:hint="cs"/>
+          <w:rtl/>
+          <w:lang w:bidi="ar-SA"/>
+        </w:rPr>
+        <w:t xml:space="preserve">إبليس عندها لن تكون له الفرصة ليُدخل الفساد من خلال شهواتنا. في زمننا الحالي كل الخليقة هي خاضعة للفناء. من بعد ذلك لن يبقى الأمر هكذا. أما الإنسان فسيبى موجودًا في كيانه الطبيعي، لكن كل الخليقة لن تعود خاضعة فعلاً فيما بعد للفناء. نحن خاضعين للفناء. إنه مصحوب في إرادة الإنسان وحُكم إبليس على هذه الإرادة. </w:t>
+      </w:r>
+      <w:r>
+        <w:rPr>
+          <w:rFonts w:hint="cs"/>
+          <w:rtl/>
+          <w:lang w:bidi="ar-SA"/>
+        </w:rPr>
+        <w:t>عندما يُسمَح له فبمقدور إبليس أن يأتي بريح قوية على بيت أيوب. عندما سيأتي الرب يومًا كآدم الأخير</w:t>
+      </w:r>
+      <w:r>
+        <w:rPr>
+          <w:rFonts w:hint="cs"/>
+          <w:rtl/>
+          <w:lang w:bidi="ar-SA"/>
+        </w:rPr>
+        <w:t xml:space="preserve"> سيكون المؤمن متحررًا من كل خضوع </w:t>
+      </w:r>
+      <w:r>
+        <w:rPr>
+          <w:rFonts w:hint="cs"/>
+          <w:rtl/>
+          <w:lang w:bidi="ar-SA"/>
+        </w:rPr>
+        <w:t xml:space="preserve">في </w:t>
+      </w:r>
+      <w:r>
+        <w:rPr>
+          <w:rFonts w:hint="cs"/>
+          <w:rtl/>
+          <w:lang w:bidi="ar-SA"/>
+        </w:rPr>
+        <w:t xml:space="preserve">الحاضر للزوال </w:t>
+      </w:r>
+      <w:r>
+        <w:rPr>
+          <w:rtl/>
+          <w:lang w:bidi="ar-SA"/>
+        </w:rPr>
+        <w:t>–</w:t>
+      </w:r>
+      <w:r>
+        <w:rPr>
+          <w:rFonts w:hint="cs"/>
+          <w:rtl/>
+          <w:lang w:bidi="ar-SA"/>
+        </w:rPr>
+        <w:t xml:space="preserve"> </w:t>
+      </w:r>
+      <w:r>
+        <w:rPr>
+          <w:rFonts w:hint="cs"/>
+          <w:rtl/>
+          <w:lang w:bidi="ar-SA"/>
+        </w:rPr>
+        <w:t>فسيزول لأن إبليس سيكون مقيدًا.</w:t>
       </w:r>
     </w:p>
     <w:p>
       <w:pPr>
-        <w:bidi/>
-        <w:jc w:val="both"/>
-        <w:rPr>
-          <w:rFonts w:ascii="Sakkal Majalla" w:hAnsi="Sakkal Majalla" w:cs="Sakkal Majalla"/>
-          <w:sz w:val="28"/>
-          <w:szCs w:val="28"/>
-          <w:rtl/>
+        <w:rPr>
+          <w:rtl/>
+          <w:lang w:bidi="ar-SA"/>
         </w:rPr>
       </w:pPr>
       <w:r>
         <w:rPr>
-          <w:rFonts w:ascii="Sakkal Majalla" w:hAnsi="Sakkal Majalla" w:cs="Sakkal Majalla" w:hint="cs"/>
-          <w:sz w:val="28"/>
-          <w:szCs w:val="28"/>
-          <w:rtl/>
-        </w:rPr>
-        <w:t>هل هذه هي حالتنا الحقيقية فعلاً؟ هل نسعى بأن تظهر هذه النعمة في قلوب جميع إخوتنا؟</w:t>
+          <w:rFonts w:hint="cs"/>
+          <w:rtl/>
+          <w:lang w:bidi="ar-SA"/>
+        </w:rPr>
+        <w:t>بطبيعتنا الساقطة وشهواتنا كل الخليقة</w:t>
+      </w:r>
+      <w:r>
+        <w:rPr>
+          <w:rFonts w:hint="cs"/>
+          <w:rtl/>
+          <w:lang w:bidi="ar-SA"/>
+        </w:rPr>
+        <w:t xml:space="preserve"> هي</w:t>
+      </w:r>
+      <w:r>
+        <w:rPr>
+          <w:rFonts w:hint="cs"/>
+          <w:rtl/>
+          <w:lang w:bidi="ar-SA"/>
+        </w:rPr>
+        <w:t xml:space="preserve"> خاضعة تمامًا لسلطة إبليس. إن هذا بالطبع لا يعني، بأنه يمكنه أن يفعل أكثر قليلاً مما جيز له. كلما ازداد الإنسان بركة وكلما حصل على بركة أوفر مما مضى، كلما سيزداد تمتعه بالله. </w:t>
+      </w:r>
+      <w:r>
+        <w:rPr>
+          <w:rFonts w:hint="cs"/>
+          <w:rtl/>
+          <w:lang w:bidi="ar-SA"/>
+        </w:rPr>
+        <w:t>إن هذا الأمر في أيامنا ليس كذلك. أنا أعتقد، بأنهم عندها سيكون لهم تمتع بسعادة طبيعية لا يمكننا اليوم أن نتصورها. الله جعل الزوال سائدًا على كل ما هو تحت الشمس. مهما كان الغرض الذي نسعى وراءه فهو يُبعدنا عن الله</w:t>
+      </w:r>
+      <w:r>
+        <w:rPr>
+          <w:rFonts w:hint="cs"/>
+          <w:rtl/>
+          <w:lang w:bidi="ar-SA"/>
+        </w:rPr>
+        <w:t>. لأجل ذلك لا بد وأن يكون لنا موقف من الفرح بأمور الطبيعة، كالأمان الممنوح للقاتل في مدينة الملجأ، على الرغم من أن لنا حرية في آمال</w:t>
+      </w:r>
+      <w:r>
+        <w:rPr>
+          <w:rFonts w:hint="cs"/>
+          <w:rtl/>
+          <w:lang w:bidi="ar-SA"/>
+        </w:rPr>
+        <w:t>ٍ</w:t>
+      </w:r>
+      <w:r>
+        <w:rPr>
+          <w:rFonts w:hint="cs"/>
+          <w:rtl/>
+          <w:lang w:bidi="ar-SA"/>
+        </w:rPr>
+        <w:t xml:space="preserve"> أخرى. </w:t>
+      </w:r>
+      <w:r>
+        <w:rPr>
+          <w:rFonts w:hint="cs"/>
+          <w:rtl/>
+          <w:lang w:bidi="ar-SA"/>
+        </w:rPr>
+        <w:t xml:space="preserve">إنه سيكون هنالك اختلاف كبير ما بين مركز المؤمنين على الأرض ومركزنا في هذا المنظور. </w:t>
+      </w:r>
+      <w:r>
+        <w:rPr>
+          <w:rFonts w:hint="cs"/>
+          <w:rtl/>
+          <w:lang w:bidi="ar-SA"/>
+        </w:rPr>
+        <w:t xml:space="preserve">أشواق قلوبهم باستطاعتها الانكشاف تمامًا على كل ما من حولهم. </w:t>
+      </w:r>
+      <w:r>
+        <w:rPr>
+          <w:rFonts w:hint="cs"/>
+          <w:rtl/>
+          <w:lang w:bidi="ar-SA"/>
+        </w:rPr>
+        <w:t xml:space="preserve">إن سعادة المؤمنين على الأرض ستكون قائمة في </w:t>
+      </w:r>
+      <w:r>
+        <w:rPr>
+          <w:rtl/>
+          <w:lang w:bidi="ar-SA"/>
+        </w:rPr>
+        <w:t>تقديم ملء الفرح والبركات لبعضهم البعض في المسيح</w:t>
+      </w:r>
+      <w:r>
+        <w:rPr>
+          <w:rFonts w:hint="cs"/>
+          <w:rtl/>
+          <w:lang w:bidi="ar-SA"/>
+        </w:rPr>
+        <w:t xml:space="preserve">: فرحهم لن يكون قائمًا فقط في كونهم مُستلمين مبارَكين، وإنما بكونهم لهم فكر وفرح مُعطي البركة. كل مَن هو مدبّر في الحُكم سيكون </w:t>
+      </w:r>
+      <w:r>
+        <w:rPr>
+          <w:rFonts w:hint="cs"/>
+          <w:rtl/>
+          <w:lang w:bidi="ar-SA"/>
+        </w:rPr>
+        <w:t xml:space="preserve">خادمًا للبركة. </w:t>
+      </w:r>
+      <w:r>
+        <w:rPr>
+          <w:rFonts w:hint="cs"/>
+          <w:rtl/>
+          <w:lang w:bidi="ar-SA"/>
+        </w:rPr>
+        <w:t>عندها سيتم الوعد: "</w:t>
+      </w:r>
+      <w:r>
+        <w:rPr>
+          <w:rtl/>
+        </w:rPr>
+        <w:t xml:space="preserve"> </w:t>
+      </w:r>
+      <w:r>
+        <w:rPr>
+          <w:rFonts w:ascii="Arial" w:hAnsi="Arial" w:cs="Arial" w:hint="cs"/>
+          <w:rtl/>
+          <w:lang w:bidi="ar-SA"/>
+        </w:rPr>
+        <w:t>​</w:t>
+      </w:r>
+      <w:r>
+        <w:rPr>
+          <w:rFonts w:hint="cs"/>
+          <w:rtl/>
+          <w:lang w:bidi="ar-SA"/>
+        </w:rPr>
+        <w:t>لاَ</w:t>
+      </w:r>
+      <w:r>
+        <w:rPr>
+          <w:rtl/>
+          <w:lang w:bidi="ar-SA"/>
+        </w:rPr>
+        <w:t xml:space="preserve"> </w:t>
+      </w:r>
+      <w:r>
+        <w:rPr>
+          <w:rFonts w:hint="cs"/>
+          <w:rtl/>
+          <w:lang w:bidi="ar-SA"/>
+        </w:rPr>
+        <w:t>يَبْنُونَ</w:t>
+      </w:r>
+      <w:r>
+        <w:rPr>
+          <w:rtl/>
+          <w:lang w:bidi="ar-SA"/>
+        </w:rPr>
+        <w:t xml:space="preserve"> </w:t>
+      </w:r>
+      <w:r>
+        <w:rPr>
+          <w:rFonts w:hint="cs"/>
+          <w:rtl/>
+          <w:lang w:bidi="ar-SA"/>
+        </w:rPr>
+        <w:t>وَآخَرُ</w:t>
+      </w:r>
+      <w:r>
+        <w:rPr>
+          <w:rtl/>
+          <w:lang w:bidi="ar-SA"/>
+        </w:rPr>
+        <w:t xml:space="preserve"> </w:t>
+      </w:r>
+      <w:r>
+        <w:rPr>
+          <w:rFonts w:hint="cs"/>
+          <w:rtl/>
+          <w:lang w:bidi="ar-SA"/>
+        </w:rPr>
+        <w:t>يَسْكُنُ،</w:t>
+      </w:r>
+      <w:r>
+        <w:rPr>
+          <w:rtl/>
+          <w:lang w:bidi="ar-SA"/>
+        </w:rPr>
+        <w:t xml:space="preserve"> </w:t>
+      </w:r>
+      <w:r>
+        <w:rPr>
+          <w:rFonts w:hint="cs"/>
+          <w:rtl/>
+          <w:lang w:bidi="ar-SA"/>
+        </w:rPr>
+        <w:t>وَلاَ</w:t>
+      </w:r>
+      <w:r>
+        <w:rPr>
+          <w:rtl/>
+          <w:lang w:bidi="ar-SA"/>
+        </w:rPr>
+        <w:t xml:space="preserve"> </w:t>
+      </w:r>
+      <w:r>
+        <w:rPr>
+          <w:rFonts w:hint="cs"/>
+          <w:rtl/>
+          <w:lang w:bidi="ar-SA"/>
+        </w:rPr>
+        <w:t>يَغْرِسُونَ</w:t>
+      </w:r>
+      <w:r>
+        <w:rPr>
+          <w:rtl/>
+          <w:lang w:bidi="ar-SA"/>
+        </w:rPr>
+        <w:t xml:space="preserve"> </w:t>
+      </w:r>
+      <w:r>
+        <w:rPr>
+          <w:rFonts w:hint="cs"/>
+          <w:rtl/>
+          <w:lang w:bidi="ar-SA"/>
+        </w:rPr>
+        <w:t>وَآخَرُ</w:t>
+      </w:r>
+      <w:r>
+        <w:rPr>
+          <w:rtl/>
+          <w:lang w:bidi="ar-SA"/>
+        </w:rPr>
+        <w:t xml:space="preserve"> </w:t>
+      </w:r>
+      <w:r>
+        <w:rPr>
+          <w:rFonts w:hint="cs"/>
+          <w:rtl/>
+          <w:lang w:bidi="ar-SA"/>
+        </w:rPr>
+        <w:t>يَأْكُلُ</w:t>
+      </w:r>
+      <w:r>
+        <w:rPr>
+          <w:rtl/>
+          <w:lang w:bidi="ar-SA"/>
+        </w:rPr>
+        <w:t xml:space="preserve">. </w:t>
+      </w:r>
+      <w:r>
+        <w:rPr>
+          <w:rFonts w:hint="cs"/>
+          <w:rtl/>
+          <w:lang w:bidi="ar-SA"/>
+        </w:rPr>
+        <w:t>لأَنَّهُ</w:t>
+      </w:r>
+      <w:r>
+        <w:rPr>
+          <w:rtl/>
+          <w:lang w:bidi="ar-SA"/>
+        </w:rPr>
+        <w:t xml:space="preserve"> </w:t>
+      </w:r>
+      <w:r>
+        <w:rPr>
+          <w:rFonts w:hint="cs"/>
+          <w:rtl/>
+          <w:lang w:bidi="ar-SA"/>
+        </w:rPr>
+        <w:t>كَأَ</w:t>
+      </w:r>
+      <w:r>
+        <w:rPr>
+          <w:rtl/>
+          <w:lang w:bidi="ar-SA"/>
+        </w:rPr>
+        <w:t>يَّامِ شَجَرَةٍ أَيَّامُ شَعْبِي، وَيَسْتَعْمِلُ مُخْتَارِيَّ عَمَلَ أَيْدِيهِمْ.</w:t>
+      </w:r>
+      <w:r>
+        <w:rPr>
+          <w:rFonts w:hint="cs"/>
+          <w:rtl/>
+          <w:lang w:bidi="ar-SA"/>
+        </w:rPr>
+        <w:t>" (اشعياء 64: 22).</w:t>
       </w:r>
     </w:p>
     <w:p>
       <w:pPr>
-        <w:bidi/>
-        <w:jc w:val="both"/>
-        <w:rPr>
-          <w:rFonts w:ascii="Sakkal Majalla" w:hAnsi="Sakkal Majalla" w:cs="Sakkal Majalla"/>
-          <w:sz w:val="28"/>
-          <w:szCs w:val="28"/>
-          <w:rtl/>
+        <w:rPr>
+          <w:rtl/>
+          <w:lang w:bidi="ar-SA"/>
         </w:rPr>
       </w:pPr>
       <w:r>
         <w:rPr>
-          <w:rFonts w:ascii="Sakkal Majalla" w:hAnsi="Sakkal Majalla" w:cs="Sakkal Majalla" w:hint="cs"/>
-          <w:sz w:val="28"/>
-          <w:szCs w:val="28"/>
-          <w:rtl/>
-        </w:rPr>
-        <w:t>إن ابتعدنا عنه، فسيكون من السهل علينا أن ننذر، ونكشف عن الشر، ونصرح عنه وندينه، ولكن فقط في القرب منه، في شركة معه سيكون بوسعنا بأن نواجه كل شر فينا نحن وعند إخوتنا بالنعمة. في النعمة سنجد وسيلة الشفاء في إزالة الشر ومواجهته.</w:t>
+          <w:rFonts w:hint="cs"/>
+          <w:rtl/>
+          <w:lang w:bidi="ar-SA"/>
+        </w:rPr>
+        <w:t>عندما سيحكم أو يملك المسيح</w:t>
       </w:r>
     </w:p>
     <w:p>
       <w:pPr>
-        <w:bidi/>
-        <w:jc w:val="both"/>
-        <w:rPr>
-          <w:rFonts w:ascii="Sakkal Majalla" w:hAnsi="Sakkal Majalla" w:cs="Sakkal Majalla"/>
-          <w:sz w:val="28"/>
-          <w:szCs w:val="28"/>
-          <w:rtl/>
+        <w:rPr>
+          <w:rFonts w:hint="cs"/>
+          <w:lang w:bidi="ar-SA"/>
         </w:rPr>
       </w:pPr>
       <w:r>
         <w:rPr>
-          <w:rFonts w:ascii="Sakkal Majalla" w:hAnsi="Sakkal Majalla" w:cs="Sakkal Majalla" w:hint="cs"/>
-          <w:sz w:val="28"/>
-          <w:szCs w:val="28"/>
-          <w:rtl/>
-        </w:rPr>
-        <w:t>يسوع هو مصدر النِعَم، أقوى من مصدر التنجس، الذي أدخله إبليس بالخطية إلى العالم.</w:t>
-      </w:r>
-    </w:p>
-    <w:p>
-      <w:pPr>
-        <w:bidi/>
-        <w:jc w:val="both"/>
-        <w:rPr>
-          <w:rFonts w:ascii="Sakkal Majalla" w:hAnsi="Sakkal Majalla" w:cs="Sakkal Majalla"/>
-          <w:sz w:val="28"/>
-          <w:szCs w:val="28"/>
-          <w:rtl/>
-        </w:rPr>
-      </w:pPr>
-      <w:r>
-        <w:rPr>
-          <w:rFonts w:ascii="Sakkal Majalla" w:hAnsi="Sakkal Majalla" w:cs="Sakkal Majalla" w:hint="cs"/>
-          <w:sz w:val="28"/>
-          <w:szCs w:val="28"/>
-          <w:rtl/>
-        </w:rPr>
-        <w:t>إن مفتاح كل هذه الأفكار نجده في رد يسوع على بطرس الذي قاومه: "</w:t>
+          <w:rFonts w:hint="cs"/>
+          <w:rtl/>
+          <w:lang w:bidi="ar-SA"/>
+        </w:rPr>
+        <w:t>اليوم نجد مبدئًا آخر: "</w:t>
       </w:r>
       <w:r>
         <w:rPr>
@@ -411,218 +862,131 @@
       </w:r>
       <w:r>
         <w:rPr>
-          <w:rFonts w:ascii="Sakkal Majalla" w:hAnsi="Sakkal Majalla" w:cs="Sakkal Majalla"/>
-          <w:sz w:val="28"/>
-          <w:szCs w:val="28"/>
-          <w:rtl/>
-        </w:rPr>
-        <w:t>«إِنْ كُنْتُ لاَ أَغْسِلُكَ فَلَيْسَ لَكَ مَعِي نَصِيبٌ».</w:t>
-      </w:r>
-      <w:r>
-        <w:rPr>
-          <w:rFonts w:ascii="Sakkal Majalla" w:hAnsi="Sakkal Majalla" w:cs="Sakkal Majalla" w:hint="cs"/>
-          <w:sz w:val="28"/>
-          <w:szCs w:val="28"/>
-          <w:rtl/>
-        </w:rPr>
-        <w:t>" فهدف وبغية قلوبنا يجب أن تكون بأن نرغب ونتمنى بأن يكون لنا نصيب معه، لكن لا أحد يستطيع أن يكون له هذا النصيب، إن لم يغسله بطُهر الماء الذي فاض من جنبه المطعون.</w:t>
-      </w:r>
-    </w:p>
-    <w:p>
-      <w:pPr>
-        <w:bidi/>
-        <w:jc w:val="center"/>
-        <w:rPr>
-          <w:rFonts w:ascii="Sakkal Majalla" w:hAnsi="Sakkal Majalla" w:cs="Sakkal Majalla"/>
-          <w:sz w:val="28"/>
-          <w:szCs w:val="28"/>
-          <w:rtl/>
-        </w:rPr>
-      </w:pPr>
-      <w:r>
-        <w:rPr>
-          <w:rFonts w:ascii="Sakkal Majalla" w:hAnsi="Sakkal Majalla" w:cs="Sakkal Majalla" w:hint="cs"/>
-          <w:sz w:val="28"/>
-          <w:szCs w:val="28"/>
-          <w:rtl/>
-        </w:rPr>
-        <w:t>-</w:t>
-      </w:r>
-      <w:r>
-        <w:rPr>
-          <w:rFonts w:ascii="Sakkal Majalla" w:hAnsi="Sakkal Majalla" w:cs="Sakkal Majalla" w:hint="cs"/>
-          <w:sz w:val="28"/>
-          <w:szCs w:val="28"/>
+          <w:rtl/>
+          <w:lang w:bidi="ar-SA"/>
+        </w:rPr>
+        <w:t>وَاحِدًا يَزْرَعُ وَآخَرَ يَحْصُدُ</w:t>
+      </w:r>
+      <w:r>
+        <w:rPr>
+          <w:rFonts w:hint="cs"/>
+          <w:rtl/>
+          <w:lang w:bidi="ar-SA"/>
+        </w:rPr>
+        <w:t xml:space="preserve">" (يوحنا 4: 37). إذ لأنه لن يكون هنالك تجارب يضطرون بأن يقاوموها، فليس فقط سيكونون مضطرين بأن يترقبوا قلوبهم ضد الجسد، وإنما متى ما سيحكم المسيح العالم، سيتمتع الناس بكل ما في العالم بصورة شرعية. وإن واجهتهم تجربة فسيفشل مَن ليس لهم إيمان. </w:t>
+      </w:r>
+      <w:r>
+        <w:rPr>
+          <w:rFonts w:hint="cs"/>
+          <w:rtl/>
+          <w:lang w:bidi="ar-SA"/>
+        </w:rPr>
+        <w:t xml:space="preserve">المرائي </w:t>
+      </w:r>
+      <w:r>
+        <w:rPr>
+          <w:rFonts w:hint="cs"/>
+          <w:rtl/>
+          <w:lang w:bidi="ar-SA"/>
+        </w:rPr>
+        <w:t>لن يتمتع بالأمور الطبيعية من جهة الله؛ ولكن إذ لن تكون هنالك تجربة للكشف عن شره، فسيبقى غير مُعلَم لديه</w:t>
+      </w:r>
+      <w:r>
+        <w:rPr>
+          <w:rFonts w:hint="cs"/>
+          <w:rtl/>
+          <w:lang w:bidi="ar-SA"/>
+        </w:rPr>
+        <w:t>. "</w:t>
+      </w:r>
+      <w:r>
+        <w:rPr>
           <w:rtl/>
         </w:rPr>
         <w:t xml:space="preserve"> </w:t>
       </w:r>
       <w:r>
         <w:rPr>
-          <w:rFonts w:ascii="Sakkal Majalla" w:hAnsi="Sakkal Majalla" w:cs="Sakkal Majalla" w:hint="cs"/>
-          <w:sz w:val="28"/>
-          <w:szCs w:val="28"/>
-          <w:rtl/>
-        </w:rPr>
-        <w:t>تم -</w:t>
-      </w:r>
-    </w:p>
-    <w:p>
-      <w:pPr>
-        <w:bidi/>
-        <w:jc w:val="both"/>
-        <w:rPr>
-          <w:rFonts w:ascii="Sakkal Majalla" w:hAnsi="Sakkal Majalla" w:cs="Sakkal Majalla"/>
-          <w:sz w:val="28"/>
-          <w:szCs w:val="28"/>
-          <w:rtl/>
-        </w:rPr>
-      </w:pPr>
+          <w:rtl/>
+          <w:lang w:bidi="ar-SA"/>
+        </w:rPr>
+        <w:t>وَالْمَزْرُوعُ عَلَى الأَمَاكِنِ الْمُحْجِرَةِ هُوَ الَّذِي يَسْمَعُ الْكَلِمَةَ، وَحَالاً يَقْبَلُهَا بِفَرَحٍ،</w:t>
+      </w:r>
+      <w:r>
+        <w:rPr>
+          <w:rFonts w:hint="cs"/>
+          <w:rtl/>
+          <w:lang w:bidi="ar-SA"/>
+        </w:rPr>
+        <w:t xml:space="preserve">" (متى 13: 20). </w:t>
+      </w:r>
+      <w:r>
+        <w:rPr>
+          <w:rFonts w:hint="cs"/>
+          <w:rtl/>
+          <w:lang w:bidi="ar-SA"/>
+        </w:rPr>
+        <w:t xml:space="preserve">هذا الإنسان لم يكن مرائيًا، لكن متى ما </w:t>
+      </w:r>
+      <w:r>
+        <w:rPr>
+          <w:rFonts w:hint="cs"/>
+          <w:rtl/>
+          <w:lang w:bidi="ar-SA"/>
+        </w:rPr>
+        <w:t>أ</w:t>
+      </w:r>
+      <w:r>
+        <w:rPr>
+          <w:rFonts w:hint="cs"/>
+          <w:rtl/>
+          <w:lang w:bidi="ar-SA"/>
+        </w:rPr>
+        <w:t xml:space="preserve">تت التجربة، اغتاظ لأن إيمانه لم يكن </w:t>
+      </w:r>
+      <w:r>
+        <w:rPr>
+          <w:rFonts w:hint="cs"/>
+          <w:rtl/>
+          <w:lang w:bidi="ar-SA"/>
+        </w:rPr>
+        <w:t>له أساس</w:t>
+      </w:r>
+      <w:r>
+        <w:rPr>
+          <w:rFonts w:hint="cs"/>
+          <w:rtl/>
+          <w:lang w:bidi="ar-SA"/>
+        </w:rPr>
+        <w:t>.</w:t>
+      </w:r>
     </w:p>
     <w:sectPr>
-      <w:pgSz w:w="11906" w:h="16838"/>
-      <w:pgMar w:top="1440" w:right="1440" w:bottom="1440" w:left="1440" w:header="708" w:footer="708" w:gutter="0"/>
-      <w:cols w:space="708"/>
+      <w:pgSz w:w="12240" w:h="15840"/>
+      <w:pgMar w:top="1440" w:right="1800" w:bottom="1440" w:left="1800" w:header="720" w:footer="720" w:gutter="0"/>
+      <w:cols w:space="720"/>
       <w:docGrid w:linePitch="360"/>
     </w:sectPr>
   </w:body>
 </w:document>
 </file>
 
-<file path=word/numbering.xml><?xml version="1.0" encoding="utf-8"?>
-<w:numbering xmlns:wpc="http://schemas.microsoft.com/office/word/2010/wordprocessingCanvas" xmlns:cx="http://schemas.microsoft.com/office/drawing/2014/chartex" xmlns:cx1="http://schemas.microsoft.com/office/drawing/2015/9/8/chartex" xmlns:cx2="http://schemas.microsoft.com/office/drawing/2015/10/21/chartex" xmlns:cx3="http://schemas.microsoft.com/office/drawing/2016/5/9/chartex" xmlns:cx4="http://schemas.microsoft.com/office/drawing/2016/5/10/chartex" xmlns:cx5="http://schemas.microsoft.com/office/drawing/2016/5/11/chartex" xmlns:cx6="http://schemas.microsoft.com/office/drawing/2016/5/12/chartex" xmlns:cx7="http://schemas.microsoft.com/office/drawing/2016/5/13/chartex" xmlns:cx8="http://schemas.microsoft.com/office/drawing/2016/5/14/chartex" xmlns:mc="http://schemas.openxmlformats.org/markup-compatibility/2006" xmlns:aink="http://schemas.microsoft.com/office/drawing/2016/ink" xmlns:am3d="http://schemas.microsoft.com/office/drawing/2017/model3d" xmlns:o="urn:schemas-microsoft-com:office:office" xmlns:r="http://schemas.openxmlformats.org/officeDocument/2006/relationships" xmlns:m="http://schemas.openxmlformats.org/officeDocument/2006/math" xmlns:v="urn:schemas-microsoft-com:vml" xmlns:wp14="http://schemas.microsoft.com/office/word/2010/wordprocessingDrawing" xmlns:wp="http://schemas.openxmlformats.org/drawingml/2006/wordprocessingDrawing" xmlns:w10="urn:schemas-microsoft-com:office:word" xmlns:w="http://schemas.openxmlformats.org/wordprocessingml/2006/main" xmlns:w14="http://schemas.microsoft.com/office/word/2010/wordml" xmlns:w15="http://schemas.microsoft.com/office/word/2012/wordml" xmlns:w16cid="http://schemas.microsoft.com/office/word/2016/wordml/cid" xmlns:w16se="http://schemas.microsoft.com/office/word/2015/wordml/symex" xmlns:wpg="http://schemas.microsoft.com/office/word/2010/wordprocessingGroup" xmlns:wpi="http://schemas.microsoft.com/office/word/2010/wordprocessingInk" xmlns:wne="http://schemas.microsoft.com/office/word/2006/wordml" xmlns:wps="http://schemas.microsoft.com/office/word/2010/wordprocessingShape" mc:Ignorable="w14 w15 w16se w16cid wp14">
-  <w:abstractNum w:abstractNumId="0" w15:restartNumberingAfterBreak="0">
-    <w:nsid w:val="52E31919"/>
-    <w:multiLevelType w:val="hybridMultilevel"/>
-    <w:tmpl w:val="6C241FA6"/>
-    <w:lvl w:ilvl="0" w:tplc="0264391C">
-      <w:numFmt w:val="bullet"/>
-      <w:lvlText w:val="-"/>
-      <w:lvlJc w:val="left"/>
-      <w:pPr>
-        <w:ind w:left="720" w:hanging="360"/>
-      </w:pPr>
-      <w:rPr>
-        <w:rFonts w:ascii="Sakkal Majalla" w:eastAsiaTheme="minorHAnsi" w:hAnsi="Sakkal Majalla" w:cs="Sakkal Majalla" w:hint="default"/>
-      </w:rPr>
-    </w:lvl>
-    <w:lvl w:ilvl="1" w:tplc="20000003" w:tentative="1">
-      <w:start w:val="1"/>
-      <w:numFmt w:val="bullet"/>
-      <w:lvlText w:val="o"/>
-      <w:lvlJc w:val="left"/>
-      <w:pPr>
-        <w:ind w:left="1440" w:hanging="360"/>
-      </w:pPr>
-      <w:rPr>
-        <w:rFonts w:ascii="Courier New" w:hAnsi="Courier New" w:cs="Courier New" w:hint="default"/>
-      </w:rPr>
-    </w:lvl>
-    <w:lvl w:ilvl="2" w:tplc="20000005" w:tentative="1">
-      <w:start w:val="1"/>
-      <w:numFmt w:val="bullet"/>
-      <w:lvlText w:val=""/>
-      <w:lvlJc w:val="left"/>
-      <w:pPr>
-        <w:ind w:left="2160" w:hanging="360"/>
-      </w:pPr>
-      <w:rPr>
-        <w:rFonts w:ascii="Wingdings" w:hAnsi="Wingdings" w:hint="default"/>
-      </w:rPr>
-    </w:lvl>
-    <w:lvl w:ilvl="3" w:tplc="20000001" w:tentative="1">
-      <w:start w:val="1"/>
-      <w:numFmt w:val="bullet"/>
-      <w:lvlText w:val=""/>
-      <w:lvlJc w:val="left"/>
-      <w:pPr>
-        <w:ind w:left="2880" w:hanging="360"/>
-      </w:pPr>
-      <w:rPr>
-        <w:rFonts w:ascii="Symbol" w:hAnsi="Symbol" w:hint="default"/>
-      </w:rPr>
-    </w:lvl>
-    <w:lvl w:ilvl="4" w:tplc="20000003" w:tentative="1">
-      <w:start w:val="1"/>
-      <w:numFmt w:val="bullet"/>
-      <w:lvlText w:val="o"/>
-      <w:lvlJc w:val="left"/>
-      <w:pPr>
-        <w:ind w:left="3600" w:hanging="360"/>
-      </w:pPr>
-      <w:rPr>
-        <w:rFonts w:ascii="Courier New" w:hAnsi="Courier New" w:cs="Courier New" w:hint="default"/>
-      </w:rPr>
-    </w:lvl>
-    <w:lvl w:ilvl="5" w:tplc="20000005" w:tentative="1">
-      <w:start w:val="1"/>
-      <w:numFmt w:val="bullet"/>
-      <w:lvlText w:val=""/>
-      <w:lvlJc w:val="left"/>
-      <w:pPr>
-        <w:ind w:left="4320" w:hanging="360"/>
-      </w:pPr>
-      <w:rPr>
-        <w:rFonts w:ascii="Wingdings" w:hAnsi="Wingdings" w:hint="default"/>
-      </w:rPr>
-    </w:lvl>
-    <w:lvl w:ilvl="6" w:tplc="20000001" w:tentative="1">
-      <w:start w:val="1"/>
-      <w:numFmt w:val="bullet"/>
-      <w:lvlText w:val=""/>
-      <w:lvlJc w:val="left"/>
-      <w:pPr>
-        <w:ind w:left="5040" w:hanging="360"/>
-      </w:pPr>
-      <w:rPr>
-        <w:rFonts w:ascii="Symbol" w:hAnsi="Symbol" w:hint="default"/>
-      </w:rPr>
-    </w:lvl>
-    <w:lvl w:ilvl="7" w:tplc="20000003" w:tentative="1">
-      <w:start w:val="1"/>
-      <w:numFmt w:val="bullet"/>
-      <w:lvlText w:val="o"/>
-      <w:lvlJc w:val="left"/>
-      <w:pPr>
-        <w:ind w:left="5760" w:hanging="360"/>
-      </w:pPr>
-      <w:rPr>
-        <w:rFonts w:ascii="Courier New" w:hAnsi="Courier New" w:cs="Courier New" w:hint="default"/>
-      </w:rPr>
-    </w:lvl>
-    <w:lvl w:ilvl="8" w:tplc="20000005" w:tentative="1">
-      <w:start w:val="1"/>
-      <w:numFmt w:val="bullet"/>
-      <w:lvlText w:val=""/>
-      <w:lvlJc w:val="left"/>
-      <w:pPr>
-        <w:ind w:left="6480" w:hanging="360"/>
-      </w:pPr>
-      <w:rPr>
-        <w:rFonts w:ascii="Wingdings" w:hAnsi="Wingdings" w:hint="default"/>
-      </w:rPr>
-    </w:lvl>
-  </w:abstractNum>
-  <w:num w:numId="1">
-    <w:abstractNumId w:val="0"/>
-  </w:num>
-</w:numbering>
-</file>
-
 <file path=word/styles.xml><?xml version="1.0" encoding="utf-8"?>
-<w:styles xmlns:mc="http://schemas.openxmlformats.org/markup-compatibility/2006" xmlns:r="http://schemas.openxmlformats.org/officeDocument/2006/relationships" xmlns:w="http://schemas.openxmlformats.org/wordprocessingml/2006/main" xmlns:w14="http://schemas.microsoft.com/office/word/2010/wordml" xmlns:w15="http://schemas.microsoft.com/office/word/2012/wordml" xmlns:w16cid="http://schemas.microsoft.com/office/word/2016/wordml/cid" xmlns:w16se="http://schemas.microsoft.com/office/word/2015/wordml/symex" mc:Ignorable="w14 w15 w16se w16cid">
+<w:styles xmlns:mc="http://schemas.openxmlformats.org/markup-compatibility/2006" xmlns:r="http://schemas.openxmlformats.org/officeDocument/2006/relationships" xmlns:w="http://schemas.openxmlformats.org/wordprocessingml/2006/main" xmlns:w14="http://schemas.microsoft.com/office/word/2010/wordml" xmlns:w15="http://schemas.microsoft.com/office/word/2012/wordml" xmlns:w16cex="http://schemas.microsoft.com/office/word/2018/wordml/cex" xmlns:w16cid="http://schemas.microsoft.com/office/word/2016/wordml/cid" xmlns:w16="http://schemas.microsoft.com/office/word/2018/wordml" xmlns:w16sdtdh="http://schemas.microsoft.com/office/word/2020/wordml/sdtdatahash" xmlns:w16se="http://schemas.microsoft.com/office/word/2015/wordml/symex" mc:Ignorable="w14 w15 w16se w16cid w16 w16cex w16sdtdh">
   <w:docDefaults>
     <w:rPrDefault>
       <w:rPr>
-        <w:rFonts w:asciiTheme="minorHAnsi" w:eastAsiaTheme="minorHAnsi" w:hAnsiTheme="minorHAnsi" w:cstheme="minorBidi"/>
-        <w:sz w:val="22"/>
-        <w:szCs w:val="22"/>
-        <w:lang w:val="en-IL" w:eastAsia="en-US" w:bidi="ar-SA"/>
+        <w:rFonts w:ascii="Sakkal Majalla" w:eastAsiaTheme="minorHAnsi" w:hAnsi="Sakkal Majalla" w:cs="Sakkal Majalla"/>
+        <w:sz w:val="28"/>
+        <w:szCs w:val="28"/>
+        <w:lang w:val="en-US" w:eastAsia="en-US" w:bidi="he-IL"/>
       </w:rPr>
     </w:rPrDefault>
     <w:pPrDefault>
       <w:pPr>
+        <w:bidi/>
         <w:spacing w:after="160" w:line="259" w:lineRule="auto"/>
+        <w:jc w:val="both"/>
       </w:pPr>
     </w:pPrDefault>
   </w:docDefaults>
@@ -1008,6 +1372,7 @@
     <w:name w:val="Normal"/>
     <w:qFormat/>
     <w:rPr>
+      <w:noProof/>
       <w:lang w:bidi="ar-EG"/>
     </w:rPr>
   </w:style>
@@ -1043,7 +1408,7 @@
     <w:basedOn w:val="DefaultParagraphFont"/>
     <w:uiPriority w:val="99"/>
     <w:unhideWhenUsed/>
-    <w:rsid w:val="00BA25D2"/>
+    <w:rsid w:val="00624EB9"/>
     <w:rPr>
       <w:color w:val="0563C1" w:themeColor="hyperlink"/>
       <w:u w:val="single"/>
@@ -1055,28 +1420,17 @@
     <w:uiPriority w:val="99"/>
     <w:semiHidden/>
     <w:unhideWhenUsed/>
-    <w:rsid w:val="00BA25D2"/>
+    <w:rsid w:val="00624EB9"/>
     <w:rPr>
       <w:color w:val="605E5C"/>
       <w:shd w:val="clear" w:color="auto" w:fill="E1DFDD"/>
     </w:rPr>
   </w:style>
-  <w:style w:type="paragraph" w:styleId="ListParagraph">
-    <w:name w:val="List Paragraph"/>
-    <w:basedOn w:val="Normal"/>
-    <w:uiPriority w:val="34"/>
-    <w:qFormat/>
-    <w:rsid w:val="001F7213"/>
-    <w:pPr>
-      <w:ind w:left="720"/>
-      <w:contextualSpacing/>
-    </w:pPr>
-  </w:style>
 </w:styles>
 </file>
 
 <file path=word/theme/theme1.xml><?xml version="1.0" encoding="utf-8"?>
-<a:theme xmlns:a="http://schemas.openxmlformats.org/drawingml/2006/main" name="ערכת נושא Office">
+<a:theme xmlns:a="http://schemas.openxmlformats.org/drawingml/2006/main" name="Office Theme">
   <a:themeElements>
     <a:clrScheme name="Office">
       <a:dk1>
